--- a/materiale commissioni/pomeriggi/Campo Medie 2026 - Commissione Pomeriggi.docx
+++ b/materiale commissioni/pomeriggi/Campo Medie 2026 - Commissione Pomeriggi.docx
@@ -1,6 +1,6 @@
 
 <file path=word/document.xml><?xml version="1.0" encoding="utf-8"?>
-<w:document xmlns:wpc="http://schemas.microsoft.com/office/word/2010/wordprocessingCanvas" xmlns:cx="http://schemas.microsoft.com/office/drawing/2014/chartex" xmlns:cx1="http://schemas.microsoft.com/office/drawing/2015/9/8/chartex" xmlns:cx2="http://schemas.microsoft.com/office/drawing/2015/10/21/chartex" xmlns:cx3="http://schemas.microsoft.com/office/drawing/2016/5/9/chartex" xmlns:cx4="http://schemas.microsoft.com/office/drawing/2016/5/10/chartex" xmlns:cx5="http://schemas.microsoft.com/office/drawing/2016/5/11/chartex" xmlns:cx6="http://schemas.microsoft.com/office/drawing/2016/5/12/chartex" xmlns:cx7="http://schemas.microsoft.com/office/drawing/2016/5/13/chartex" xmlns:cx8="http://schemas.microsoft.com/office/drawing/2016/5/14/chartex" xmlns:mc="http://schemas.openxmlformats.org/markup-compatibility/2006" xmlns:aink="http://schemas.microsoft.com/office/drawing/2016/ink" xmlns:am3d="http://schemas.microsoft.com/office/drawing/2017/model3d" xmlns:o="urn:schemas-microsoft-com:office:office" xmlns:oel="http://schemas.microsoft.com/office/2019/extlst" xmlns:r="http://schemas.openxmlformats.org/officeDocument/2006/relationships" xmlns:m="http://schemas.openxmlformats.org/officeDocument/2006/math" xmlns:v="urn:schemas-microsoft-com:vml" xmlns:wp14="http://schemas.microsoft.com/office/word/2010/wordprocessingDrawing" xmlns:wp="http://schemas.openxmlformats.org/drawingml/2006/wordprocessingDrawing" xmlns:w10="urn:schemas-microsoft-com:office:word" xmlns:w="http://schemas.openxmlformats.org/wordprocessingml/2006/main" xmlns:w14="http://schemas.microsoft.com/office/word/2010/wordml" xmlns:w15="http://schemas.microsoft.com/office/word/2012/wordml" xmlns:w16cex="http://schemas.microsoft.com/office/word/2018/wordml/cex" xmlns:w16cid="http://schemas.microsoft.com/office/word/2016/wordml/cid" xmlns:w16="http://schemas.microsoft.com/office/word/2018/wordml" xmlns:w16sdtdh="http://schemas.microsoft.com/office/word/2020/wordml/sdtdatahash" xmlns:w16se="http://schemas.microsoft.com/office/word/2015/wordml/symex" xmlns:wpg="http://schemas.microsoft.com/office/word/2010/wordprocessingGroup" xmlns:wpi="http://schemas.microsoft.com/office/word/2010/wordprocessingInk" xmlns:wne="http://schemas.microsoft.com/office/word/2006/wordml" xmlns:wps="http://schemas.microsoft.com/office/word/2010/wordprocessingShape" mc:Ignorable="w14 w15 w16se w16cid w16 w16cex w16sdtdh wp14">
+<w:document xmlns:wpc="http://schemas.microsoft.com/office/word/2010/wordprocessingCanvas" xmlns:cx="http://schemas.microsoft.com/office/drawing/2014/chartex" xmlns:cx1="http://schemas.microsoft.com/office/drawing/2015/9/8/chartex" xmlns:cx2="http://schemas.microsoft.com/office/drawing/2015/10/21/chartex" xmlns:cx3="http://schemas.microsoft.com/office/drawing/2016/5/9/chartex" xmlns:cx4="http://schemas.microsoft.com/office/drawing/2016/5/10/chartex" xmlns:cx5="http://schemas.microsoft.com/office/drawing/2016/5/11/chartex" xmlns:cx6="http://schemas.microsoft.com/office/drawing/2016/5/12/chartex" xmlns:cx7="http://schemas.microsoft.com/office/drawing/2016/5/13/chartex" xmlns:cx8="http://schemas.microsoft.com/office/drawing/2016/5/14/chartex" xmlns:mc="http://schemas.openxmlformats.org/markup-compatibility/2006" xmlns:aink="http://schemas.microsoft.com/office/drawing/2016/ink" xmlns:am3d="http://schemas.microsoft.com/office/drawing/2017/model3d" xmlns:o="urn:schemas-microsoft-com:office:office" xmlns:oel="http://schemas.microsoft.com/office/2019/extlst" xmlns:r="http://schemas.openxmlformats.org/officeDocument/2006/relationships" xmlns:m="http://schemas.openxmlformats.org/officeDocument/2006/math" xmlns:v="urn:schemas-microsoft-com:vml" xmlns:wp14="http://schemas.microsoft.com/office/word/2010/wordprocessingDrawing" xmlns:wp="http://schemas.openxmlformats.org/drawingml/2006/wordprocessingDrawing" xmlns:w10="urn:schemas-microsoft-com:office:word" xmlns:w="http://schemas.openxmlformats.org/wordprocessingml/2006/main" xmlns:w14="http://schemas.microsoft.com/office/word/2010/wordml" xmlns:w15="http://schemas.microsoft.com/office/word/2012/wordml" xmlns:w16cex="http://schemas.microsoft.com/office/word/2018/wordml/cex" xmlns:w16cid="http://schemas.microsoft.com/office/word/2016/wordml/cid" xmlns:w16="http://schemas.microsoft.com/office/word/2018/wordml" xmlns:w16du="http://schemas.microsoft.com/office/word/2023/wordml/word16du" xmlns:w16sdtdh="http://schemas.microsoft.com/office/word/2020/wordml/sdtdatahash" xmlns:w16sdtfl="http://schemas.microsoft.com/office/word/2024/wordml/sdtformatlock" xmlns:w16se="http://schemas.microsoft.com/office/word/2015/wordml/symex" xmlns:wpg="http://schemas.microsoft.com/office/word/2010/wordprocessingGroup" xmlns:wpi="http://schemas.microsoft.com/office/word/2010/wordprocessingInk" xmlns:wne="http://schemas.microsoft.com/office/word/2006/wordml" xmlns:wps="http://schemas.microsoft.com/office/word/2010/wordprocessingShape" mc:Ignorable="w14 w15 w16se w16cid w16 w16cex w16sdtdh w16sdtfl w16du wp14">
   <w:body>
     <w:p>
       <w:pPr>
@@ -112,6 +112,7 @@
       </w:r>
     </w:p>
     <w:p>
+      <w:bookmarkStart w:id="0" w:name="OLE_LINK35"/>
       <w:r>
         <w:t>Questo “primo” pomeriggio può essere un’occasione per fare qualche gioco utile sia a creare un clima giocoso che a conoscersi maggiormente.</w:t>
       </w:r>
@@ -327,7 +328,11 @@
         <w:pStyle w:val="Paragrafoelenco"/>
       </w:pPr>
       <w:r>
-        <w:t xml:space="preserve">Se indovinano entrambi, il proprietario perde la sua carta. </w:t>
+        <w:t>Se indovinano entrambi, il proprietario perde la sua carta.</w:t>
+      </w:r>
+      <w:bookmarkEnd w:id="0"/>
+      <w:r>
+        <w:t xml:space="preserve"> </w:t>
       </w:r>
     </w:p>
     <w:p/>
@@ -375,6 +380,7 @@
       </w:r>
     </w:p>
     <w:p>
+      <w:bookmarkStart w:id="1" w:name="_Hlk230791530"/>
       <w:r>
         <w:t>Traccia attività:</w:t>
       </w:r>
@@ -592,7 +598,36 @@
           <w:i/>
           <w:iCs/>
         </w:rPr>
-        <w:t xml:space="preserve"> Don Michele e dire loro quel che vuoi. Puoi scrivere sul libretto, nello spazio appositamente lasciato per le dediche. Oppure puoi dirglielo a voce, l’importante è condividere quel che è nel tuo cuore ora</w:t>
+        <w:t xml:space="preserve"> Don Michele e dire loro quel che vuoi. Puoi scrivere sul libretto, </w:t>
+      </w:r>
+      <w:bookmarkStart w:id="2" w:name="OLE_LINK20"/>
+      <w:r>
+        <w:rPr>
+          <w:b/>
+          <w:bCs/>
+          <w:i/>
+          <w:iCs/>
+        </w:rPr>
+        <w:t>nello spazio appositamente lasciato per le dediche</w:t>
+      </w:r>
+      <w:bookmarkEnd w:id="2"/>
+      <w:r>
+        <w:rPr>
+          <w:b/>
+          <w:bCs/>
+          <w:i/>
+          <w:iCs/>
+        </w:rPr>
+        <w:t xml:space="preserve"> nelle ultime pagine</w:t>
+      </w:r>
+      <w:r>
+        <w:rPr>
+          <w:b/>
+          <w:bCs/>
+          <w:i/>
+          <w:iCs/>
+        </w:rPr>
+        <w:t>. Oppure puoi dirglielo a voce, l’importante è condividere quel che è nel tuo cuore ora</w:t>
       </w:r>
       <w:r>
         <w:rPr>
@@ -641,6 +676,7 @@
         </w:rPr>
         <w:t xml:space="preserve">Fra qualche anno ti auguriamo di essere a tua volta educatore e di poter rileggere le pagine di questi giorni ai tuoi ragazzi. </w:t>
       </w:r>
+      <w:bookmarkEnd w:id="1"/>
     </w:p>
     <w:sectPr>
       <w:pgSz w:w="11906" w:h="16838"/>
@@ -653,7 +689,7 @@
 </file>
 
 <file path=word/numbering.xml><?xml version="1.0" encoding="utf-8"?>
-<w:numbering xmlns:wpc="http://schemas.microsoft.com/office/word/2010/wordprocessingCanvas" xmlns:cx="http://schemas.microsoft.com/office/drawing/2014/chartex" xmlns:cx1="http://schemas.microsoft.com/office/drawing/2015/9/8/chartex" xmlns:cx2="http://schemas.microsoft.com/office/drawing/2015/10/21/chartex" xmlns:cx3="http://schemas.microsoft.com/office/drawing/2016/5/9/chartex" xmlns:cx4="http://schemas.microsoft.com/office/drawing/2016/5/10/chartex" xmlns:cx5="http://schemas.microsoft.com/office/drawing/2016/5/11/chartex" xmlns:cx6="http://schemas.microsoft.com/office/drawing/2016/5/12/chartex" xmlns:cx7="http://schemas.microsoft.com/office/drawing/2016/5/13/chartex" xmlns:cx8="http://schemas.microsoft.com/office/drawing/2016/5/14/chartex" xmlns:mc="http://schemas.openxmlformats.org/markup-compatibility/2006" xmlns:aink="http://schemas.microsoft.com/office/drawing/2016/ink" xmlns:am3d="http://schemas.microsoft.com/office/drawing/2017/model3d" xmlns:o="urn:schemas-microsoft-com:office:office" xmlns:oel="http://schemas.microsoft.com/office/2019/extlst" xmlns:r="http://schemas.openxmlformats.org/officeDocument/2006/relationships" xmlns:m="http://schemas.openxmlformats.org/officeDocument/2006/math" xmlns:v="urn:schemas-microsoft-com:vml" xmlns:wp14="http://schemas.microsoft.com/office/word/2010/wordprocessingDrawing" xmlns:wp="http://schemas.openxmlformats.org/drawingml/2006/wordprocessingDrawing" xmlns:w10="urn:schemas-microsoft-com:office:word" xmlns:w="http://schemas.openxmlformats.org/wordprocessingml/2006/main" xmlns:w14="http://schemas.microsoft.com/office/word/2010/wordml" xmlns:w15="http://schemas.microsoft.com/office/word/2012/wordml" xmlns:w16cex="http://schemas.microsoft.com/office/word/2018/wordml/cex" xmlns:w16cid="http://schemas.microsoft.com/office/word/2016/wordml/cid" xmlns:w16="http://schemas.microsoft.com/office/word/2018/wordml" xmlns:w16sdtdh="http://schemas.microsoft.com/office/word/2020/wordml/sdtdatahash" xmlns:w16se="http://schemas.microsoft.com/office/word/2015/wordml/symex" xmlns:wpg="http://schemas.microsoft.com/office/word/2010/wordprocessingGroup" xmlns:wpi="http://schemas.microsoft.com/office/word/2010/wordprocessingInk" xmlns:wne="http://schemas.microsoft.com/office/word/2006/wordml" xmlns:wps="http://schemas.microsoft.com/office/word/2010/wordprocessingShape" mc:Ignorable="w14 w15 w16se w16cid w16 w16cex w16sdtdh wp14">
+<w:numbering xmlns:wpc="http://schemas.microsoft.com/office/word/2010/wordprocessingCanvas" xmlns:cx="http://schemas.microsoft.com/office/drawing/2014/chartex" xmlns:cx1="http://schemas.microsoft.com/office/drawing/2015/9/8/chartex" xmlns:cx2="http://schemas.microsoft.com/office/drawing/2015/10/21/chartex" xmlns:cx3="http://schemas.microsoft.com/office/drawing/2016/5/9/chartex" xmlns:cx4="http://schemas.microsoft.com/office/drawing/2016/5/10/chartex" xmlns:cx5="http://schemas.microsoft.com/office/drawing/2016/5/11/chartex" xmlns:cx6="http://schemas.microsoft.com/office/drawing/2016/5/12/chartex" xmlns:cx7="http://schemas.microsoft.com/office/drawing/2016/5/13/chartex" xmlns:cx8="http://schemas.microsoft.com/office/drawing/2016/5/14/chartex" xmlns:mc="http://schemas.openxmlformats.org/markup-compatibility/2006" xmlns:aink="http://schemas.microsoft.com/office/drawing/2016/ink" xmlns:am3d="http://schemas.microsoft.com/office/drawing/2017/model3d" xmlns:o="urn:schemas-microsoft-com:office:office" xmlns:oel="http://schemas.microsoft.com/office/2019/extlst" xmlns:r="http://schemas.openxmlformats.org/officeDocument/2006/relationships" xmlns:m="http://schemas.openxmlformats.org/officeDocument/2006/math" xmlns:v="urn:schemas-microsoft-com:vml" xmlns:wp14="http://schemas.microsoft.com/office/word/2010/wordprocessingDrawing" xmlns:wp="http://schemas.openxmlformats.org/drawingml/2006/wordprocessingDrawing" xmlns:w10="urn:schemas-microsoft-com:office:word" xmlns:w="http://schemas.openxmlformats.org/wordprocessingml/2006/main" xmlns:w14="http://schemas.microsoft.com/office/word/2010/wordml" xmlns:w15="http://schemas.microsoft.com/office/word/2012/wordml" xmlns:w16cex="http://schemas.microsoft.com/office/word/2018/wordml/cex" xmlns:w16cid="http://schemas.microsoft.com/office/word/2016/wordml/cid" xmlns:w16="http://schemas.microsoft.com/office/word/2018/wordml" xmlns:w16du="http://schemas.microsoft.com/office/word/2023/wordml/word16du" xmlns:w16sdtdh="http://schemas.microsoft.com/office/word/2020/wordml/sdtdatahash" xmlns:w16sdtfl="http://schemas.microsoft.com/office/word/2024/wordml/sdtformatlock" xmlns:w16se="http://schemas.microsoft.com/office/word/2015/wordml/symex" xmlns:wpg="http://schemas.microsoft.com/office/word/2010/wordprocessingGroup" xmlns:wpi="http://schemas.microsoft.com/office/word/2010/wordprocessingInk" xmlns:wne="http://schemas.microsoft.com/office/word/2006/wordml" xmlns:wps="http://schemas.microsoft.com/office/word/2010/wordprocessingShape" mc:Ignorable="w14 w15 w16se w16cid w16 w16cex w16sdtdh w16sdtfl w16du wp14">
   <w:abstractNum w:abstractNumId="0" w15:restartNumberingAfterBreak="0">
     <w:nsid w:val="0E284DF7"/>
     <w:multiLevelType w:val="hybridMultilevel"/>
@@ -1003,7 +1039,7 @@
 </file>
 
 <file path=word/styles.xml><?xml version="1.0" encoding="utf-8"?>
-<w:styles xmlns:mc="http://schemas.openxmlformats.org/markup-compatibility/2006" xmlns:r="http://schemas.openxmlformats.org/officeDocument/2006/relationships" xmlns:w="http://schemas.openxmlformats.org/wordprocessingml/2006/main" xmlns:w14="http://schemas.microsoft.com/office/word/2010/wordml" xmlns:w15="http://schemas.microsoft.com/office/word/2012/wordml" xmlns:w16cex="http://schemas.microsoft.com/office/word/2018/wordml/cex" xmlns:w16cid="http://schemas.microsoft.com/office/word/2016/wordml/cid" xmlns:w16="http://schemas.microsoft.com/office/word/2018/wordml" xmlns:w16sdtdh="http://schemas.microsoft.com/office/word/2020/wordml/sdtdatahash" xmlns:w16se="http://schemas.microsoft.com/office/word/2015/wordml/symex" mc:Ignorable="w14 w15 w16se w16cid w16 w16cex w16sdtdh">
+<w:styles xmlns:mc="http://schemas.openxmlformats.org/markup-compatibility/2006" xmlns:r="http://schemas.openxmlformats.org/officeDocument/2006/relationships" xmlns:w="http://schemas.openxmlformats.org/wordprocessingml/2006/main" xmlns:w14="http://schemas.microsoft.com/office/word/2010/wordml" xmlns:w15="http://schemas.microsoft.com/office/word/2012/wordml" xmlns:w16cex="http://schemas.microsoft.com/office/word/2018/wordml/cex" xmlns:w16cid="http://schemas.microsoft.com/office/word/2016/wordml/cid" xmlns:w16="http://schemas.microsoft.com/office/word/2018/wordml" xmlns:w16du="http://schemas.microsoft.com/office/word/2023/wordml/word16du" xmlns:w16sdtdh="http://schemas.microsoft.com/office/word/2020/wordml/sdtdatahash" xmlns:w16sdtfl="http://schemas.microsoft.com/office/word/2024/wordml/sdtformatlock" xmlns:w16se="http://schemas.microsoft.com/office/word/2015/wordml/symex" mc:Ignorable="w14 w15 w16se w16cid w16 w16cex w16sdtdh w16sdtfl w16du">
   <w:docDefaults>
     <w:rPrDefault>
       <w:rPr>
